--- a/concierge-deploy/public/templates/visual-check.docx
+++ b/concierge-deploy/public/templates/visual-check.docx
@@ -434,7 +434,7 @@
           <w:sz w:val="16"/>
           <w:szCs w:val="16"/>
         </w:rPr>
-        <w:t xml:space="preserve">, seven years of UK construction and IoT project management, supplying professional services as a sole trader, 55 Remington Road, London N15 6SS. The checker who attends records and photographs. They do not rate what they see, give an opinion on it, or advise. If you want a view on what the photographs show, that is a Condition Report or a Technical Sign-off.</w:t>
+        <w:t xml:space="preserve">, seven years of UK construction and IoT project management, supplying professional services as a sole trader. The checker who attends records and photographs. They do not rate what they see, give an opinion on it, or advise. If you want a view on what the photographs show, that is a Condition Report or a Technical Sign-off.</w:t>
       </w:r>
     </w:p>
     <w:p>
@@ -10118,7 +10118,7 @@
         <w:sz w:val="14"/>
         <w:szCs w:val="14"/>
       </w:rPr>
-      <w:t xml:space="preserve">Supplied by Monique Sewell-Bennett, sole trader, 55 Remington Road, London N15 6SS</w:t>
+      <w:t xml:space="preserve">Supplied by Monique Sewell-Bennett, sole trader</w:t>
     </w:r>
     <w:r>
       <w:rPr>

--- a/concierge-deploy/public/templates/visual-check.docx
+++ b/concierge-deploy/public/templates/visual-check.docx
@@ -434,7 +434,7 @@
           <w:sz w:val="16"/>
           <w:szCs w:val="16"/>
         </w:rPr>
-        <w:t xml:space="preserve">, seven years of UK construction and IoT project management, supplying professional services as a sole trader. The checker who attends records and photographs. They do not rate what they see, give an opinion on it, or advise. If you want a view on what the photographs show, that is a Condition Report or a Technical Sign-off.</w:t>
+        <w:t xml:space="preserve">, seven years of UK construction and IoT project management, supplying professional services as a sole trader. The checker who attends records and photographs. They do not rate what they see, give an opinion on it, or advise. If something in the photographs needs looking at, we can bring in the right trade to look at it and quote.</w:t>
       </w:r>
     </w:p>
     <w:p>
@@ -9830,6 +9830,7 @@
               <w:bottom w:type="dxa" w:w="70"/>
               <w:right w:type="dxa" w:w="100"/>
             </w:tcMar>
+            <w:vAlign w:val="bottom"/>
           </w:tcPr>
           <w:p>
             <w:pPr>
@@ -9852,6 +9853,7 @@
               <w:bottom w:type="dxa" w:w="70"/>
               <w:right w:type="dxa" w:w="100"/>
             </w:tcMar>
+            <w:vAlign w:val="bottom"/>
           </w:tcPr>
           <w:p>
             <w:pPr>
@@ -9874,6 +9876,7 @@
               <w:bottom w:type="dxa" w:w="70"/>
               <w:right w:type="dxa" w:w="100"/>
             </w:tcMar>
+            <w:vAlign w:val="bottom"/>
           </w:tcPr>
           <w:p>
             <w:pPr>
@@ -9896,6 +9899,7 @@
               <w:bottom w:type="dxa" w:w="70"/>
               <w:right w:type="dxa" w:w="100"/>
             </w:tcMar>
+            <w:vAlign w:val="bottom"/>
           </w:tcPr>
           <w:p>
             <w:pPr>
